--- a/tillsyn/A 45622-2020 tillsynsbegäran.docx
+++ b/tillsyn/A 45622-2020 tillsynsbegäran.docx
@@ -218,7 +218,7 @@
     <w:r>
       <w:tab/>
       <w:tab/>
-      <w:t>2025-08-06</w:t>
+      <w:t>2025-08-09</w:t>
       <w:br/>
       <w:br/>
     </w:r>

--- a/tillsyn/A 45622-2020 tillsynsbegäran.docx
+++ b/tillsyn/A 45622-2020 tillsynsbegäran.docx
@@ -12,7 +12,7 @@
     </w:p>
     <w:p>
       <w:r>
-        <w:t>Detta dokument behandlar höga naturvärden i avverkningsanmälan A 45622-2020 i Kinda kommun. Denna avverkningsanmälan inkom 2020-09-16 och omfattar 4,5 ha.</w:t>
+        <w:t>Detta dokument behandlar höga naturvärden i avverkningsanmälan A 45622-2020 i Kinda kommun. Denna avverkningsanmälan inkom 2020-09-16 00:00:00 och omfattar 4,5 ha.</w:t>
       </w:r>
     </w:p>
     <w:p>

--- a/tillsyn/A 45622-2020 tillsynsbegäran.docx
+++ b/tillsyn/A 45622-2020 tillsynsbegäran.docx
@@ -218,7 +218,7 @@
     <w:r>
       <w:tab/>
       <w:tab/>
-      <w:t>2025-08-09</w:t>
+      <w:t>2025-08-10</w:t>
       <w:br/>
       <w:br/>
     </w:r>

--- a/tillsyn/A 45622-2020 tillsynsbegäran.docx
+++ b/tillsyn/A 45622-2020 tillsynsbegäran.docx
@@ -218,7 +218,7 @@
     <w:r>
       <w:tab/>
       <w:tab/>
-      <w:t>2025-08-10</w:t>
+      <w:t>2025-08-11</w:t>
       <w:br/>
       <w:br/>
     </w:r>

--- a/tillsyn/A 45622-2020 tillsynsbegäran.docx
+++ b/tillsyn/A 45622-2020 tillsynsbegäran.docx
@@ -218,7 +218,7 @@
     <w:r>
       <w:tab/>
       <w:tab/>
-      <w:t>2025-08-11</w:t>
+      <w:t>2025-08-12</w:t>
       <w:br/>
       <w:br/>
     </w:r>

--- a/tillsyn/A 45622-2020 tillsynsbegäran.docx
+++ b/tillsyn/A 45622-2020 tillsynsbegäran.docx
@@ -218,7 +218,7 @@
     <w:r>
       <w:tab/>
       <w:tab/>
-      <w:t>2025-08-12</w:t>
+      <w:t>2025-08-13</w:t>
       <w:br/>
       <w:br/>
     </w:r>
